--- a/docs/academico/practica-11/F11_Arquitectura_del_Sistema_ADAPTADO_Colegio_Andino.docx
+++ b/docs/academico/practica-11/F11_Arquitectura_del_Sistema_ADAPTADO_Colegio_Andino.docx
@@ -548,7 +548,7 @@
           <w:i/>
           <w:sz w:val="20"/>
         </w:rPr>
-        <w:t>Versión 1.0 · septiembre de 2026</w:t>
+        <w:t>Versión 1.1 · septiembre de 2026</w:t>
       </w:r>
     </w:p>
     <w:p>
@@ -1528,7 +1528,7 @@
                 <w:sz w:val="17"/>
                 <w:szCs w:val="17"/>
               </w:rPr>
-              <w:t xml:space="preserve">27/09/2026</w:t>
+              <w:t xml:space="preserve">28/09/2026</w:t>
             </w:r>
           </w:p>
         </w:tc>
@@ -1585,7 +1585,7 @@
                 <w:sz w:val="17"/>
                 <w:szCs w:val="17"/>
               </w:rPr>
-              <w:t xml:space="preserve">Versión 1.0, lista para auditoría (Fase 28). Sin aprobación institucional</w:t>
+              <w:t xml:space="preserve">Versión 1.1: integra la vista formal ARQ-01 de PowerDesigner (F29, con el hotfix F29B). La versión 1.0 se auditó en la Fase 28. Sin aprobación institucional</w:t>
             </w:r>
           </w:p>
         </w:tc>
@@ -14737,14 +14737,73 @@
     </w:p>
     <w:p>
       <w:pPr>
+        <w:spacing w:after="100"/>
+      </w:pPr>
+      <w:r>
+        <w:t xml:space="preserve">Vista formal </w:t>
+      </w:r>
+      <w:r>
+        <w:rPr>
+          <w:b/>
+          <w:bCs/>
+        </w:rPr>
+        <w:t xml:space="preserve">ARQ-01</w:t>
+      </w:r>
+      <w:r>
+        <w:t xml:space="preserve"> modelada en </w:t>
+      </w:r>
+      <w:r>
+        <w:rPr>
+          <w:b/>
+          <w:bCs/>
+        </w:rPr>
+        <w:t xml:space="preserve">PowerDesigner 16.6</w:t>
+      </w:r>
+      <w:r>
+        <w:t xml:space="preserve"> (Fase 29): diagrama «ARQ-01 - Arquitectura Conceptual» del modelo </w:t>
+      </w:r>
+      <w:r>
+        <w:rPr>
+          <w:rFonts w:ascii="Consolas" w:hAnsi="Consolas"/>
+        </w:rPr>
+        <w:t xml:space="preserve">F29_UML_Academico.oom</w:t>
+      </w:r>
+      <w:r>
+        <w:t xml:space="preserve">, paquete ARQ01. Muestra los 17 componentes dentro de sus 6 agrupaciones y las relaciones R-01 a R-20. La figura 1 va en una página horizontal; las figuras 2 y 3 amplían sus dos mitades y no añaden contenido.</w:t>
+      </w:r>
+    </w:p>
+    <w:p>
+      <w:pPr>
+        <w:spacing w:after="0"/>
+        <w:sectPr>
+          <w:headerReference w:type="default" r:id="rId21"/>
+          <w:footerReference w:type="default" r:id="rId22"/>
+          <w:headerReference w:type="first" r:id="rId23"/>
+          <w:footerReference w:type="first" r:id="rId24"/>
+          <w:pgSz w:w="11906" w:h="16838"/>
+          <w:pgMar w:top="1191" w:right="1247" w:bottom="1020" w:left="1247" w:header="425" w:footer="397" w:gutter="0"/>
+          <w:pgBorders w:offsetFrom="page">
+            <w:top w:val="single" w:sz="10" w:space="14" w:color="7F7F7F"/>
+            <w:left w:val="single" w:sz="10" w:space="14" w:color="7F7F7F"/>
+            <w:bottom w:val="single" w:sz="10" w:space="14" w:color="7F7F7F"/>
+            <w:right w:val="single" w:sz="10" w:space="14" w:color="7F7F7F"/>
+          </w:pgBorders>
+          <w:cols w:space="720"/>
+          <w:titlePg/>
+          <w:docGrid w:linePitch="360"/>
+        </w:sectPr>
+      </w:pPr>
+    </w:p>
+    <w:p>
+      <w:pPr>
         <w:spacing w:after="60"/>
         <w:jc w:val="center"/>
       </w:pPr>
       <w:r>
         <w:drawing>
           <wp:inline distT="0" distB="0" distL="0" distR="0">
-            <wp:extent cx="6120000" cy="4799368"/>
-            <wp:docPr id="901" name="F11-arquitectura-conceptual.png"/>
+            <wp:extent cx="9017355" cy="5308035"/>
+            <wp:docPr id="901" name="ARQ-01_Arquitectura_Conceptual.png"/>
             <wp:cNvGraphicFramePr>
               <a:graphicFrameLocks xmlns:a="http://schemas.openxmlformats.org/drawingml/2006/main" noChangeAspect="1"/>
             </wp:cNvGraphicFramePr>
@@ -14752,7 +14811,7 @@
               <a:graphicData uri="http://schemas.openxmlformats.org/drawingml/2006/picture">
                 <pic:pic xmlns:pic="http://schemas.openxmlformats.org/drawingml/2006/picture">
                   <pic:nvPicPr>
-                    <pic:cNvPr id="901" name="F11-arquitectura-conceptual.png"/>
+                    <pic:cNvPr id="901" name="ARQ-01_Arquitectura_Conceptual.png"/>
                     <pic:cNvPicPr/>
                   </pic:nvPicPr>
                   <pic:blipFill>
@@ -14764,7 +14823,97 @@
                   <pic:spPr>
                     <a:xfrm>
                       <a:off x="0" y="0"/>
-                      <a:ext cx="6120000" cy="4799368"/>
+                      <a:ext cx="9017355" cy="5308035"/>
+                    </a:xfrm>
+                    <a:prstGeom prst="rect">
+                      <a:avLst/>
+                    </a:prstGeom>
+                  </pic:spPr>
+                </pic:pic>
+              </a:graphicData>
+            </a:graphic>
+          </wp:inline>
+        </w:drawing>
+      </w:r>
+    </w:p>
+    <w:p>
+      <w:pPr>
+        <w:spacing w:after="160"/>
+        <w:jc w:val="center"/>
+        <w:sectPr>
+          <w:headerReference w:type="default" r:id="rId21"/>
+          <w:footerReference w:type="default" r:id="rId22"/>
+          <w:pgSz w:w="16838" w:h="11906" w:orient="landscape"/>
+          <w:pgMar w:top="1191" w:right="1247" w:bottom="1020" w:left="1247" w:header="425" w:footer="397" w:gutter="0"/>
+          <w:pgBorders w:offsetFrom="page">
+            <w:top w:val="single" w:sz="10" w:space="14" w:color="7F7F7F"/>
+            <w:left w:val="single" w:sz="10" w:space="14" w:color="7F7F7F"/>
+            <w:bottom w:val="single" w:sz="10" w:space="14" w:color="7F7F7F"/>
+            <w:right w:val="single" w:sz="10" w:space="14" w:color="7F7F7F"/>
+          </w:pgBorders>
+          <w:cols w:space="720"/>
+          <w:docGrid w:linePitch="360"/>
+        </w:sectPr>
+      </w:pPr>
+      <w:r>
+        <w:rPr>
+          <w:i/>
+          <w:iCs/>
+          <w:sz w:val="18"/>
+          <w:szCs w:val="18"/>
+        </w:rPr>
+        <w:t xml:space="preserve">Figura 1. Arquitectura conceptual del sistema: vista formal ARQ-01, exportación de PowerDesigner (F29), </w:t>
+      </w:r>
+      <w:r>
+        <w:rPr>
+          <w:rFonts w:ascii="Consolas" w:hAnsi="Consolas"/>
+          <w:i/>
+          <w:iCs/>
+          <w:sz w:val="18"/>
+          <w:szCs w:val="18"/>
+        </w:rPr>
+        <w:t xml:space="preserve">ARQ-01_Arquitectura_Conceptual.png</w:t>
+      </w:r>
+      <w:r>
+        <w:rPr>
+          <w:i/>
+          <w:iCs/>
+          <w:sz w:val="18"/>
+          <w:szCs w:val="18"/>
+        </w:rPr>
+        <w:t xml:space="preserve">.</w:t>
+      </w:r>
+    </w:p>
+    <w:p>
+      <w:pPr>
+        <w:spacing w:after="60"/>
+        <w:jc w:val="center"/>
+      </w:pPr>
+      <w:r>
+        <w:drawing>
+          <wp:inline distT="0" distB="0" distL="0" distR="0">
+            <wp:extent cx="5940000" cy="6357621"/>
+            <wp:docPr id="902" name="ARQ-01_Arquitectura_Conceptual.png"/>
+            <wp:cNvGraphicFramePr>
+              <a:graphicFrameLocks xmlns:a="http://schemas.openxmlformats.org/drawingml/2006/main" noChangeAspect="1"/>
+            </wp:cNvGraphicFramePr>
+            <a:graphic xmlns:a="http://schemas.openxmlformats.org/drawingml/2006/main">
+              <a:graphicData uri="http://schemas.openxmlformats.org/drawingml/2006/picture">
+                <pic:pic xmlns:pic="http://schemas.openxmlformats.org/drawingml/2006/picture">
+                  <pic:nvPicPr>
+                    <pic:cNvPr id="902" name="ARQ-01_Arquitectura_Conceptual.png"/>
+                    <pic:cNvPicPr/>
+                  </pic:nvPicPr>
+                  <pic:blipFill>
+                    <a:blip r:embed="rId902"/>
+                    <a:stretch>
+                      <a:fillRect/>
+                    </a:stretch>
+                  </pic:blipFill>
+                  <pic:spPr>
+                    <a:xfrm>
+                      <a:off x="0" y="0"/>
+                      <a:ext cx="5940000" cy="6357621"/>
                     </a:xfrm>
                     <a:prstGeom prst="rect">
                       <a:avLst/>
@@ -14789,7 +14938,91 @@
           <w:sz w:val="18"/>
           <w:szCs w:val="18"/>
         </w:rPr>
-        <w:t xml:space="preserve">Figura 1. Arquitectura conceptual del sistema (borrador). La vista formal ARQ-01 se modelará en PowerDesigner en la F29.</w:t>
+        <w:t xml:space="preserve">Figura 2. Ampliación de la figura 1 (franja del 0 % al 55 % del ancho). Recorte sin retoque de la exportación formal.</w:t>
+      </w:r>
+    </w:p>
+    <w:p>
+      <w:pPr>
+        <w:spacing w:after="60"/>
+        <w:jc w:val="center"/>
+      </w:pPr>
+      <w:r>
+        <w:drawing>
+          <wp:inline distT="0" distB="0" distL="0" distR="0">
+            <wp:extent cx="5940000" cy="6355244"/>
+            <wp:docPr id="903" name="ARQ-01_Arquitectura_Conceptual.png"/>
+            <wp:cNvGraphicFramePr>
+              <a:graphicFrameLocks xmlns:a="http://schemas.openxmlformats.org/drawingml/2006/main" noChangeAspect="1"/>
+            </wp:cNvGraphicFramePr>
+            <a:graphic xmlns:a="http://schemas.openxmlformats.org/drawingml/2006/main">
+              <a:graphicData uri="http://schemas.openxmlformats.org/drawingml/2006/picture">
+                <pic:pic xmlns:pic="http://schemas.openxmlformats.org/drawingml/2006/picture">
+                  <pic:nvPicPr>
+                    <pic:cNvPr id="903" name="ARQ-01_Arquitectura_Conceptual.png"/>
+                    <pic:cNvPicPr/>
+                  </pic:nvPicPr>
+                  <pic:blipFill>
+                    <a:blip r:embed="rId903"/>
+                    <a:stretch>
+                      <a:fillRect/>
+                    </a:stretch>
+                  </pic:blipFill>
+                  <pic:spPr>
+                    <a:xfrm>
+                      <a:off x="0" y="0"/>
+                      <a:ext cx="5940000" cy="6355244"/>
+                    </a:xfrm>
+                    <a:prstGeom prst="rect">
+                      <a:avLst/>
+                    </a:prstGeom>
+                  </pic:spPr>
+                </pic:pic>
+              </a:graphicData>
+            </a:graphic>
+          </wp:inline>
+        </w:drawing>
+      </w:r>
+    </w:p>
+    <w:p>
+      <w:pPr>
+        <w:spacing w:after="160"/>
+        <w:jc w:val="center"/>
+      </w:pPr>
+      <w:r>
+        <w:rPr>
+          <w:i/>
+          <w:iCs/>
+          <w:sz w:val="18"/>
+          <w:szCs w:val="18"/>
+        </w:rPr>
+        <w:t xml:space="preserve">Figura 3. Ampliación de la figura 1 (franja del 45 % al 100 % del ancho), con C17 (RF-29, experimental) y las notas del diagrama. Recorte sin retoque de la exportación formal.</w:t>
+      </w:r>
+    </w:p>
+    <w:p>
+      <w:pPr>
+        <w:spacing w:after="100"/>
+      </w:pPr>
+      <w:r>
+        <w:t xml:space="preserve">C10 es la decisión </w:t>
+      </w:r>
+      <w:r>
+        <w:rPr>
+          <w:b/>
+          <w:bCs/>
+        </w:rPr>
+        <w:t xml:space="preserve">humana</w:t>
+      </w:r>
+      <w:r>
+        <w:t xml:space="preserve"> (RF-23); C09 calcula, ordena y compara, sin seleccionar. RF-28 no se implementó y no es un componente. C17 (RF-29) es experimental y no se relaciona con C09, C10 ni C11. El borrador de la F28 (</w:t>
+      </w:r>
+      <w:r>
+        <w:rPr>
+          <w:rFonts w:ascii="Consolas" w:hAnsi="Consolas"/>
+        </w:rPr>
+        <w:t xml:space="preserve">diagramas/draft/</w:t>
+      </w:r>
+      <w:r>
+        <w:t xml:space="preserve">) queda como antecedente: DRAFT / SUPERSEDED BY F29 FORMAL EXPORT.</w:t>
       </w:r>
     </w:p>
     <w:p>
@@ -20647,17 +20880,7 @@
         <w:ind w:left="284"/>
       </w:pPr>
       <w:r>
-        <w:t xml:space="preserve">• El diagrama es un </w:t>
-      </w:r>
-      <w:r>
-        <w:rPr>
-          <w:b/>
-          <w:bCs/>
-        </w:rPr>
-        <w:t xml:space="preserve">borrador</w:t>
-      </w:r>
-      <w:r>
-        <w:t xml:space="preserve">; la vista formal ARQ-01 se modelará en PowerDesigner (F29).</w:t>
+        <w:t xml:space="preserve">• El diagrama conceptual es la vista formal ARQ-01 de PowerDesigner (F29, con el hotfix F29B de reproducibilidad). Algunos rótulos de relaciones rozan líneas o bordes (F29-L02, LOW pendiente para la F31).</w:t>
       </w:r>
     </w:p>
     <w:p>
@@ -20786,7 +21009,7 @@
               <w:jc w:val="left"/>
             </w:pPr>
             <w:r>
-              <w:t xml:space="preserve">Queda lista para su formalización como vista ARQ-01 en PowerDesigner (F29), después de la auditoría de la F28.</w:t>
+              <w:t xml:space="preserve">Está formalizada como vista ARQ-01 en PowerDesigner (F29) y su exportación es reproducible (hotfix F29B).</w:t>
             </w:r>
           </w:p>
         </w:tc>
@@ -20941,8 +21164,145 @@
     </w:p>
     <w:p>
       <w:pPr>
+        <w:spacing w:after="40"/>
+        <w:ind w:left="284"/>
+      </w:pPr>
+      <w:r>
+        <w:t xml:space="preserve">• Vista formal ARQ-01: modelo </w:t>
+      </w:r>
+      <w:r>
+        <w:rPr>
+          <w:rFonts w:ascii="Consolas" w:hAnsi="Consolas"/>
+        </w:rPr>
+        <w:t xml:space="preserve">docs/academico/powerdesigner/models/F29_UML_Academico.oom</w:t>
+      </w:r>
+      <w:r>
+        <w:t xml:space="preserve"> (paquete ARQ01), exportaciones </w:t>
+      </w:r>
+      <w:r>
+        <w:rPr>
+          <w:rFonts w:ascii="Consolas" w:hAnsi="Consolas"/>
+        </w:rPr>
+        <w:t xml:space="preserve">ARQ-01_Arquitectura_Conceptual.png</w:t>
+      </w:r>
+      <w:r>
+        <w:t xml:space="preserve"> y </w:t>
+      </w:r>
+      <w:r>
+        <w:rPr>
+          <w:rFonts w:ascii="Consolas" w:hAnsi="Consolas"/>
+        </w:rPr>
+        <w:t xml:space="preserve">.svg</w:t>
+      </w:r>
+      <w:r>
+        <w:t xml:space="preserve">; validación en </w:t>
+      </w:r>
+      <w:r>
+        <w:rPr>
+          <w:rFonts w:ascii="Consolas" w:hAnsi="Consolas"/>
+        </w:rPr>
+        <w:t xml:space="preserve">F29_VALIDATION.md</w:t>
+      </w:r>
+      <w:r>
+        <w:t xml:space="preserve"> y </w:t>
+      </w:r>
+      <w:r>
+        <w:rPr>
+          <w:rFonts w:ascii="Consolas" w:hAnsi="Consolas"/>
+        </w:rPr>
+        <w:t xml:space="preserve">F29B_HOTFIX.md</w:t>
+      </w:r>
+      <w:r>
+        <w:t xml:space="preserve">.</w:t>
+      </w:r>
+    </w:p>
+    <w:p>
+      <w:pPr>
+        <w:spacing w:after="40"/>
+        <w:ind w:left="284"/>
+      </w:pPr>
+      <w:r>
+        <w:t xml:space="preserve">• Borrador de la F28: </w:t>
+      </w:r>
+      <w:r>
+        <w:rPr>
+          <w:rFonts w:ascii="Consolas" w:hAnsi="Consolas"/>
+        </w:rPr>
+        <w:t xml:space="preserve">docs/academico/practica-11/diagramas/draft/F11-arquitectura-conceptual.png</w:t>
+      </w:r>
+      <w:r>
+        <w:t xml:space="preserve"> (DRAFT / SUPERSEDED BY F29 FORMAL EXPORT).</w:t>
+      </w:r>
+    </w:p>
+    <w:p>
+      <w:pPr>
         <w:spacing w:after="0"/>
       </w:pPr>
+    </w:p>
+    <w:p>
+      <w:pPr>
+        <w:spacing w:after="100"/>
+      </w:pPr>
+      <w:r>
+        <w:t xml:space="preserve">Captura real de PowerDesigner, tomada con el modelo reabierto desde el disco:</w:t>
+      </w:r>
+    </w:p>
+    <w:p>
+      <w:pPr>
+        <w:spacing w:after="60"/>
+        <w:jc w:val="center"/>
+      </w:pPr>
+      <w:r>
+        <w:drawing>
+          <wp:inline distT="0" distB="0" distL="0" distR="0">
+            <wp:extent cx="5759999" cy="3148322"/>
+            <wp:docPr id="904" name="ARQ01_Arquitectura_Conceptual_PowerDesigner.png"/>
+            <wp:cNvGraphicFramePr>
+              <a:graphicFrameLocks xmlns:a="http://schemas.openxmlformats.org/drawingml/2006/main" noChangeAspect="1"/>
+            </wp:cNvGraphicFramePr>
+            <a:graphic xmlns:a="http://schemas.openxmlformats.org/drawingml/2006/main">
+              <a:graphicData uri="http://schemas.openxmlformats.org/drawingml/2006/picture">
+                <pic:pic xmlns:pic="http://schemas.openxmlformats.org/drawingml/2006/picture">
+                  <pic:nvPicPr>
+                    <pic:cNvPr id="904" name="ARQ01_Arquitectura_Conceptual_PowerDesigner.png"/>
+                    <pic:cNvPicPr/>
+                  </pic:nvPicPr>
+                  <pic:blipFill>
+                    <a:blip r:embed="rId904"/>
+                    <a:stretch>
+                      <a:fillRect/>
+                    </a:stretch>
+                  </pic:blipFill>
+                  <pic:spPr>
+                    <a:xfrm>
+                      <a:off x="0" y="0"/>
+                      <a:ext cx="5759999" cy="3148322"/>
+                    </a:xfrm>
+                    <a:prstGeom prst="rect">
+                      <a:avLst/>
+                    </a:prstGeom>
+                  </pic:spPr>
+                </pic:pic>
+              </a:graphicData>
+            </a:graphic>
+          </wp:inline>
+        </w:drawing>
+      </w:r>
+    </w:p>
+    <w:p>
+      <w:pPr>
+        <w:spacing w:after="160"/>
+        <w:jc w:val="center"/>
+      </w:pPr>
+      <w:r>
+        <w:rPr>
+          <w:i/>
+          <w:iCs/>
+          <w:sz w:val="18"/>
+          <w:szCs w:val="18"/>
+        </w:rPr>
+        <w:t xml:space="preserve">Figura 4. Captura de PowerDesigner: diagrama «ARQ-01 - Arquitectura Conceptual» y paquete ARQ01 en el Object Browser.</w:t>
+      </w:r>
     </w:p>
     <w:p>
       <w:pPr>
@@ -23907,8 +24267,6 @@
     <w:sectPr>
       <w:headerReference w:type="default" r:id="rId21"/>
       <w:footerReference w:type="default" r:id="rId22"/>
-      <w:headerReference w:type="first" r:id="rId23"/>
-      <w:footerReference w:type="first" r:id="rId24"/>
       <w:pgSz w:w="11906" w:h="16838"/>
       <w:pgMar w:top="1191" w:right="1247" w:bottom="1020" w:left="1247" w:header="425" w:footer="397" w:gutter="0"/>
       <w:pgBorders w:offsetFrom="page">
@@ -23918,7 +24276,6 @@
         <w:right w:val="single" w:sz="10" w:space="14" w:color="7F7F7F"/>
       </w:pgBorders>
       <w:cols w:space="720"/>
-      <w:titlePg/>
       <w:docGrid w:linePitch="360"/>
     </w:sectPr>
   </w:body>
